--- a/pr-preview/pr-277/chapters/defining-terms.docx
+++ b/pr-preview/pr-277/chapters/defining-terms.docx
@@ -15,7 +15,7 @@
         <w:pStyle w:val="Date"/>
       </w:pPr>
       <w:r>
-        <w:t xml:space="preserve">Last modified: 2026-10-18 21:46:40 (PDT)</w:t>
+        <w:t xml:space="preserve">Last modified: 2026-10-18 21:55:00 (PDT)</w:t>
       </w:r>
     </w:p>
     <w:p>

--- a/pr-preview/pr-277/chapters/defining-terms.docx
+++ b/pr-preview/pr-277/chapters/defining-terms.docx
@@ -15,7 +15,7 @@
         <w:pStyle w:val="Date"/>
       </w:pPr>
       <w:r>
-        <w:t xml:space="preserve">Last modified: 2026-10-18 21:55:00 (PDT)</w:t>
+        <w:t xml:space="preserve">Last modified: 2026-10-19 00:17:02 (PDT)</w:t>
       </w:r>
     </w:p>
     <w:p>
@@ -6185,6 +6185,180 @@
         <w:t xml:space="preserve"> </w:t>
       </w:r>
       <w:r>
+        <w:t xml:space="preserve">The same holds for an operator and every delimiter macro</w:t>
+      </w:r>
+      <w:r>
+        <w:t xml:space="preserve"> </w:t>
+      </w:r>
+      <w:r>
+        <w:t xml:space="preserve">(</w:t>
+      </w:r>
+      <w:r>
+        <w:rPr>
+          <w:rStyle w:val="VerbatimChar"/>
+        </w:rPr>
+        <w:t xml:space="preserve">\paren</w:t>
+      </w:r>
+      <w:r>
+        <w:t xml:space="preserve">,</w:t>
+      </w:r>
+      <w:r>
+        <w:t xml:space="preserve"> </w:t>
+      </w:r>
+      <w:r>
+        <w:rPr>
+          <w:rStyle w:val="VerbatimChar"/>
+        </w:rPr>
+        <w:t xml:space="preserve">\sb</w:t>
+      </w:r>
+      <w:r>
+        <w:t xml:space="preserve">,</w:t>
+      </w:r>
+      <w:r>
+        <w:t xml:space="preserve"> </w:t>
+      </w:r>
+      <w:r>
+        <w:rPr>
+          <w:rStyle w:val="VerbatimChar"/>
+        </w:rPr>
+        <w:t xml:space="preserve">\cb</w:t>
+      </w:r>
+      <w:r>
+        <w:t xml:space="preserve">,</w:t>
+      </w:r>
+      <w:r>
+        <w:t xml:space="preserve"> </w:t>
+      </w:r>
+      <w:r>
+        <w:rPr>
+          <w:rStyle w:val="VerbatimChar"/>
+        </w:rPr>
+        <w:t xml:space="preserve">\set</w:t>
+      </w:r>
+      <w:r>
+        <w:t xml:space="preserve">,</w:t>
+      </w:r>
+      <w:r>
+        <w:t xml:space="preserve"> </w:t>
+      </w:r>
+      <w:r>
+        <w:rPr>
+          <w:rStyle w:val="VerbatimChar"/>
+        </w:rPr>
+        <w:t xml:space="preserve">\abs</w:t>
+      </w:r>
+      <w:r>
+        <w:t xml:space="preserve">,</w:t>
+      </w:r>
+      <w:r>
+        <w:t xml:space="preserve"> </w:t>
+      </w:r>
+      <w:r>
+        <w:rPr>
+          <w:rStyle w:val="VerbatimChar"/>
+        </w:rPr>
+        <w:t xml:space="preserve">\norm</w:t>
+      </w:r>
+      <w:r>
+        <w:t xml:space="preserve"> </w:t>
+      </w:r>
+      <w:r>
+        <w:t xml:space="preserve">and</w:t>
+      </w:r>
+      <w:r>
+        <w:t xml:space="preserve"> </w:t>
+      </w:r>
+      <w:r>
+        <w:rPr>
+          <w:rStyle w:val="VerbatimChar"/>
+        </w:rPr>
+        <w:t xml:space="preserve">\angb</w:t>
+      </w:r>
+      <w:r>
+        <w:t xml:space="preserve">),</w:t>
+      </w:r>
+      <w:r>
+        <w:t xml:space="preserve"> </w:t>
+      </w:r>
+      <w:r>
+        <w:t xml:space="preserve">and for an alias of the operator:</w:t>
+      </w:r>
+      <w:r>
+        <w:t xml:space="preserve"> </w:t>
+      </w:r>
+      <w:r>
+        <w:t xml:space="preserve">write</w:t>
+      </w:r>
+      <w:r>
+        <w:t xml:space="preserve"> </w:t>
+      </w:r>
+      <m:oMath>
+        <m:r>
+          <m:rPr>
+            <m:sty m:val="p"/>
+          </m:rPr>
+          <m:t>E</m:t>
+        </m:r>
+        <m:r>
+          <m:t>​</m:t>
+        </m:r>
+        <m:d>
+          <m:dPr>
+            <m:begChr m:val="["/>
+            <m:sepChr m:val=""/>
+            <m:endChr m:val="]"/>
+            <m:grow/>
+          </m:dPr>
+          <m:e>
+            <m:r>
+              <m:t>y</m:t>
+            </m:r>
+          </m:e>
+        </m:d>
+        <m:r>
+          <m:t>​</m:t>
+        </m:r>
+      </m:oMath>
+      <w:r>
+        <w:t xml:space="preserve">, and never</w:t>
+      </w:r>
+      <w:r>
+        <w:t xml:space="preserve"> </w:t>
+      </w:r>
+      <m:oMath>
+        <m:r>
+          <m:rPr>
+            <m:sty m:val="p"/>
+          </m:rPr>
+          <m:t>E</m:t>
+        </m:r>
+        <m:r>
+          <m:t>​</m:t>
+        </m:r>
+        <m:d>
+          <m:dPr>
+            <m:begChr m:val="["/>
+            <m:sepChr m:val=""/>
+            <m:endChr m:val="]"/>
+            <m:grow/>
+          </m:dPr>
+          <m:e>
+            <m:r>
+              <m:t>y</m:t>
+            </m:r>
+          </m:e>
+        </m:d>
+        <m:r>
+          <m:t>​</m:t>
+        </m:r>
+      </m:oMath>
+      <w:r>
+        <w:t xml:space="preserve">.</w:t>
+      </w:r>
+      <w:r>
+        <w:t xml:space="preserve"> </w:t>
+      </w:r>
+      <w:r>
         <w:t xml:space="preserve">Before adding an f form, check that no macro already prints the notation:</w:t>
       </w:r>
       <w:r>
@@ -6229,7 +6403,7 @@
         <w:t xml:space="preserve"> </w:t>
       </w:r>
       <w:r>
-        <w:t xml:space="preserve">add the f form in the macros repository first,</w:t>
+        <w:t xml:space="preserve">create the f form in the macros repository first, in the same session,</w:t>
       </w:r>
       <w:r>
         <w:t xml:space="preserve"> </w:t>
@@ -6242,6 +6416,12 @@
       </w:r>
       <w:r>
         <w:t xml:space="preserve">as for any new macro.</w:t>
+      </w:r>
+      <w:r>
+        <w:t xml:space="preserve"> </w:t>
+      </w:r>
+      <w:r>
+        <w:t xml:space="preserve">A missing f form is never a reason to type the operator and the delimiter separately.</w:t>
       </w:r>
     </w:p>
     <w:p>
